--- a/deliveries/2026-09-04/AutoBridge_Daily_2026-09-04/02_Procurement_Guides/GUIDE_20260904_01_Vehicle_Export_HS_Code.docx
+++ b/deliveries/2026-09-04/AutoBridge_Daily_2026-09-04/02_Procurement_Guides/GUIDE_20260904_01_Vehicle_Export_HS_Code.docx
@@ -7,7 +7,7 @@
         <w:pStyle w:val="Title"/>
       </w:pPr>
       <w:r>
-        <w:t>Classifying a Vehicle for Export: Sorting 87.02, 87.03, 87.04, 87.05 and 8716 Trailers</w:t>
+        <w:t>Classifying a Vehicle for Export: Sorting 87.01–87.05 and 8716 Trailers Under the 2026 Tariff</w:t>
       </w:r>
     </w:p>
     <w:p>
@@ -29,7 +29,7 @@
         <w:t>SEO Title</w:t>
       </w:r>
       <w:r>
-        <w:t>: Vehicle Export HS Code Classification Guide — 8702/8703/8704/8705/8716</w:t>
+        <w:t>: Vehicle Export HS Code Classification Guide — 8701/8702/8703/8704/8705/8716</w:t>
       </w:r>
     </w:p>
     <w:p>
@@ -43,7 +43,7 @@
         <w:t>Meta Description</w:t>
       </w:r>
       <w:r>
-        <w:t>: How Chinese exporters assign the correct HS heading to passenger cars, buses, goods vehicles, special-purpose vehicles and trailers before discussing tariff or certification — HS-first workflow.</w:t>
+        <w:t>: How Chinese exporters assign the correct HS heading to tractors, passenger cars, buses, goods vehicles, special-purpose vehicles and trailers under the 2026 Import and Export Tariff before discussing duty or certification.</w:t>
       </w:r>
     </w:p>
     <w:p>
@@ -71,7 +71,7 @@
         <w:t>H1</w:t>
       </w:r>
       <w:r>
-        <w:t>: Which HS Heading Is My Vehicle? An Export-Side Classification Guide for 87.02–87.05 and 8716</w:t>
+        <w:t>: Which HS Heading Is My Vehicle? An Export-Side Classification Guide Built on the 2026 Tariff</w:t>
       </w:r>
     </w:p>
     <w:p>
@@ -99,7 +99,7 @@
         <w:t>Secondary Search Terms</w:t>
       </w:r>
       <w:r>
-        <w:t>: 8703 passenger vehicle HS, 8704 goods vehicle, 8705 special purpose vehicle, 8716 trailer HS, China vehicle export tariff code</w:t>
+        <w:t>: 8701 tractor HS, 8703 passenger vehicle HS, 8704 goods vehicle, 8705 special purpose vehicle, 8716 trailer HS, 2026 China import export tariff chapter 87</w:t>
       </w:r>
     </w:p>
     <w:p>
@@ -127,7 +127,7 @@
         <w:t>Image Suggestions</w:t>
       </w:r>
       <w:r>
-        <w:t>: HS heading decision tree; car vs truck vs trailer icon set; customs declaration form field</w:t>
+        <w:t>: HS heading decision tree; car vs truck vs tractor vs trailer icon set; customs declaration form field</w:t>
       </w:r>
     </w:p>
     <w:p>
@@ -141,7 +141,7 @@
         <w:t>ALT Suggestions</w:t>
       </w:r>
       <w:r>
-        <w:t>: "Vehicle HS heading decision tree 8702 8703 8704 8705 8716"</w:t>
+        <w:t>: "Vehicle HS heading decision tree 8701 8702 8703 8704 8705 8716"</w:t>
       </w:r>
     </w:p>
     <w:p>
@@ -154,7 +154,7 @@
     </w:p>
     <w:p>
       <w:r>
-        <w:t xml:space="preserve">Tariff, certification, inspection and documentation all hang off the HS code — yet exporters often start with a shipping quote and classify the vehicle almost as an afterthought. For commercial and special-purpose vehicles that sequence is backwards. A tractor head, a cargo truck, a crane truck and a trailer do not share one procedure, and assuming "it is all 87.04" is how shipments get re-classified at customs. The working rule on this page is </w:t>
+        <w:t xml:space="preserve">Tariff, certification, inspection and documentation all hang off the HS code — yet exporters often start with a shipping quote and classify the vehicle almost as an afterthought. For commercial and special-purpose vehicles that sequence is backwards: a tractor head, a cargo truck, a special-function truck and a trailer do not share one procedure, and assuming "it is all 87.04" is how shipments get re-classified at customs. The working rule on this page is </w:t>
       </w:r>
       <w:r>
         <w:rPr>
@@ -163,16 +163,28 @@
         <w:t>HS-first</w:t>
       </w:r>
       <w:r>
-        <w:t xml:space="preserve">: pin the exact heading and subheading first, then move to tariff and conformity. This guide covers the </w:t>
+        <w:t xml:space="preserve">: pin the exact heading and national subheading first, then move to tariff and conformity. The current basis here is the </w:t>
       </w:r>
       <w:r>
         <w:rPr>
           <w:b/>
         </w:rPr>
-        <w:t>China export-side framework</w:t>
+        <w:t>2026 edition of the *Import and Export Tariff of the People's Republic of China</w:t>
       </w:r>
       <w:r>
-        <w:t>; destination import duty is a separate, country-specific question and is deliberately not stated here.</w:t>
+        <w:rPr>
+          <w:i/>
+        </w:rPr>
+        <w:t xml:space="preserve"> (compiled by the Customs Tariff Commission of the State Council) and the </w:t>
+      </w:r>
+      <w:r>
+        <w:rPr>
+          <w:i/>
+        </w:rPr>
+        <w:t>GACC announcement implementing the 2026 tariff adjustment programme</w:t>
+      </w:r>
+      <w:r>
+        <w:t>*. Four-digit/six-digit headings are comparatively stable; the ten-digit national subheading and interim rates change with each annual tariff and must be cited by edition.</w:t>
       </w:r>
     </w:p>
     <w:p>
@@ -180,7 +192,7 @@
         <w:pStyle w:val="Heading1"/>
       </w:pPr>
       <w:r>
-        <w:t>The Four Motor-Vehicle Headings and the Trailer Heading</w:t>
+        <w:t>The Motor-Vehicle Headings and the Trailer Heading</w:t>
       </w:r>
     </w:p>
     <w:tbl>
@@ -233,7 +245,7 @@
                 <w:b/>
                 <w:sz w:val="20"/>
               </w:rPr>
-              <w:t>What it covers (China heading framework)</w:t>
+              <w:t>What it covers (2026 tariff heading framework)</w:t>
             </w:r>
           </w:p>
         </w:tc>
@@ -255,6 +267,70 @@
                 <w:sz w:val="20"/>
               </w:rPr>
               <w:t>Typical AutoBridge product</w:t>
+            </w:r>
+          </w:p>
+        </w:tc>
+      </w:tr>
+      <w:tr>
+        <w:tc>
+          <w:tcPr>
+            <w:tcW w:type="dxa" w:w="2880"/>
+          </w:tcPr>
+          <w:p>
+            <w:r>
+              <w:rPr>
+                <w:sz w:val="20"/>
+              </w:rPr>
+            </w:r>
+            <w:r>
+              <w:rPr>
+                <w:b/>
+                <w:sz w:val="20"/>
+              </w:rPr>
+              <w:t>87.01</w:t>
+            </w:r>
+          </w:p>
+        </w:tc>
+        <w:tc>
+          <w:tcPr>
+            <w:tcW w:type="dxa" w:w="2880"/>
+          </w:tcPr>
+          <w:p>
+            <w:r>
+              <w:rPr>
+                <w:sz w:val="20"/>
+              </w:rPr>
+            </w:r>
+            <w:r>
+              <w:rPr>
+                <w:sz w:val="20"/>
+              </w:rPr>
+              <w:t xml:space="preserve">Tractors (other than the tractors of heading 87.09), </w:t>
+            </w:r>
+            <w:r>
+              <w:rPr>
+                <w:b/>
+                <w:sz w:val="20"/>
+              </w:rPr>
+              <w:t>including semi-trailer tractors</w:t>
+            </w:r>
+          </w:p>
+        </w:tc>
+        <w:tc>
+          <w:tcPr>
+            <w:tcW w:type="dxa" w:w="2880"/>
+          </w:tcPr>
+          <w:p>
+            <w:r>
+              <w:rPr>
+                <w:sz w:val="20"/>
+              </w:rPr>
+            </w:r>
+            <w:r>
+              <w:rPr>
+                <w:sz w:val="20"/>
+              </w:rPr>
+              <w:t>Tianlong KL-type tractor head</w:t>
             </w:r>
           </w:p>
         </w:tc>
@@ -617,7 +693,7 @@
         <w:t>principal use</w:t>
       </w:r>
       <w:r>
-        <w:t xml:space="preserve"> (persons vs goods), not by body shape. A crew-cab pickup and a closed van need an explicit principal-use decision on the record.</w:t>
+        <w:t xml:space="preserve"> (persons vs goods), not body shape. A crew-cab pickup and a closed van need an explicit principal-use decision on the record.</w:t>
       </w:r>
     </w:p>
     <w:p>
@@ -649,7 +725,7 @@
         <w:t>special function</w:t>
       </w:r>
       <w:r>
-        <w:t xml:space="preserve"> (lift, drill, mounted machinery where cargo-carrying is incidental) is 87.05. A refrigerated box truck still carries goods and is treated as a goods vehicle; a truck whose primary identity is its mounted machine leans to 87.05. Confirm the boundary against the current tariff text.</w:t>
+        <w:t xml:space="preserve"> (lift, drill, mounted machinery where cargo-carrying is incidental) is 87.05. A refrigerated box truck still carries goods and is treated as a goods vehicle; whether an added refrigeration superstructure moves the ten-digit subheading must be checked line by line in the 2026 tariff. A tractor head (87.01) and its semi-trailer (87.16) are always classified separately even when shipped as a combination.</w:t>
       </w:r>
     </w:p>
     <w:p>
@@ -707,7 +783,7 @@
         <w:t>8704.6000</w:t>
       </w:r>
       <w:r>
-        <w:t>. This is a customs Q&amp;A-level interpretation; the local port customs and the current tariff remain authoritative.</w:t>
+        <w:t>. This is a customs Q&amp;A-level interpretation (single source); the local port customs and the current 2026 tariff remain authoritative.</w:t>
       </w:r>
     </w:p>
     <w:p>
@@ -729,7 +805,7 @@
         <w:t>State principal use</w:t>
       </w:r>
       <w:r>
-        <w:t xml:space="preserve"> (persons / goods / special function / non-powered trailer) — this selects the heading.</w:t>
+        <w:t xml:space="preserve"> (traction / persons / goods / special function / non-powered trailer) — this selects the heading.</w:t>
       </w:r>
     </w:p>
     <w:p>
@@ -743,7 +819,7 @@
         <w:t>Count seats</w:t>
       </w:r>
       <w:r>
-        <w:t xml:space="preserve"> for passenger vehicles (≤9 → 87.03; 10+ → 87.02).</w:t>
+        <w:t xml:space="preserve"> for passenger vehicles (≤9 → 87.03; 10+ → 87.02); identify tractors under 87.01.</w:t>
       </w:r>
     </w:p>
     <w:p>
@@ -757,7 +833,7 @@
         <w:t>Separate tractor from trailer</w:t>
       </w:r>
       <w:r>
-        <w:t>: an 87.01 tractor head and an 8716 semi-trailer are classified independently even when shipped as a combination.</w:t>
+        <w:t>: an 87.01 tractor head and an 8716 semi-trailer are classified independently.</w:t>
       </w:r>
     </w:p>
     <w:p>
@@ -768,10 +844,19 @@
         <w:rPr>
           <w:b/>
         </w:rPr>
-        <w:t>Drill to the current national subheading</w:t>
+        <w:t>Drill to the current ten-digit national subheading</w:t>
       </w:r>
       <w:r>
-        <w:t xml:space="preserve"> for the year of declaration — annual tariff editions add or revise split subheadings.</w:t>
+        <w:t xml:space="preserve"> in the </w:t>
+      </w:r>
+      <w:r>
+        <w:rPr>
+          <w:b/>
+        </w:rPr>
+        <w:t>2026 tariff</w:t>
+      </w:r>
+      <w:r>
+        <w:t xml:space="preserve"> for the year of declaration.</w:t>
       </w:r>
     </w:p>
     <w:p>
@@ -807,7 +892,7 @@
         <w:t>Destination import duty rates</w:t>
       </w:r>
       <w:r>
-        <w:t>: those require the importing country's customs tariff for the exact subheading and are out of scope for an export-side classification page.</w:t>
+        <w:t>: those require the importing country's tariff for the exact subheading and are out of scope for an export-side classification page.</w:t>
       </w:r>
     </w:p>
     <w:p>
@@ -818,19 +903,19 @@
         <w:rPr>
           <w:b/>
         </w:rPr>
-        <w:t>The exact 10-digit national subheading</w:t>
+        <w:t>The exact ten-digit national subheading and interim rate</w:t>
       </w:r>
       <w:r>
-        <w:t xml:space="preserve">: it changes with the annual </w:t>
+        <w:t xml:space="preserve">: they change with the annual tariff — cite the </w:t>
       </w:r>
       <w:r>
         <w:rPr>
-          <w:i/>
+          <w:b/>
         </w:rPr>
-        <w:t>Import and Export Tariff</w:t>
+        <w:t>2026 edition and the implementing GACC announcement number</w:t>
       </w:r>
       <w:r>
-        <w:t xml:space="preserve"> edition — cite the year and tariff version on every declaration.</w:t>
+        <w:t xml:space="preserve"> on every declaration rather than relying on older 2018/2020 reference tables.</w:t>
       </w:r>
     </w:p>
     <w:p>
@@ -854,7 +939,7 @@
         <w:pStyle w:val="ListBullet"/>
       </w:pPr>
       <w:r>
-        <w:t>Seat count / cargo role / special function evidenced by the spec sheet.</w:t>
+        <w:t>Seat count / cargo role / special function / traction role evidenced by the spec sheet.</w:t>
       </w:r>
     </w:p>
     <w:p>
@@ -870,7 +955,7 @@
         <w:pStyle w:val="ListBullet"/>
       </w:pPr>
       <w:r>
-        <w:t>Current-year national subheading verified against the official tariff.</w:t>
+        <w:t>Current-year (2026) national subheading verified against the official tariff.</w:t>
       </w:r>
     </w:p>
     <w:p>
@@ -894,6 +979,15 @@
         <w:rPr>
           <w:b/>
         </w:rPr>
+        <w:t>Where does a semi-trailer tractor head go?</w:t>
+      </w:r>
+      <w:r>
+        <w:t xml:space="preserve"> Under 87.01 (which expressly includes semi-trailer tractors); the semi-trailer it pulls is 87.16, a separate classification. </w:t>
+      </w:r>
+      <w:r>
+        <w:rPr>
+          <w:b/>
+        </w:rPr>
         <w:t>Is an electric passenger car still 87.03?</w:t>
       </w:r>
       <w:r>
@@ -912,19 +1006,19 @@
         <w:rPr>
           <w:b/>
         </w:rPr>
-        <w:t>Does a tractor and its semi-trailer share a code?</w:t>
+        <w:t>Which tariff edition should I cite now?</w:t>
       </w:r>
       <w:r>
-        <w:t xml:space="preserve"> No — the tractor head (87.01) and the semi-trailer (87.16) are classified separately. </w:t>
+        <w:t xml:space="preserve"> The 2026 </w:t>
       </w:r>
       <w:r>
         <w:rPr>
-          <w:b/>
+          <w:i/>
         </w:rPr>
-        <w:t>Where do I find the exact subheading?</w:t>
+        <w:t>Import and Export Tariff</w:t>
       </w:r>
       <w:r>
-        <w:t xml:space="preserve"> In the current-year Chinese Import and Export Tariff; the heading framework here is not a substitute for the annual national split.</w:t>
+        <w:t xml:space="preserve"> and the GACC announcement implementing the 2026 programme; do not use 2018/2020 tables as the current basis.</w:t>
       </w:r>
     </w:p>
     <w:p>
@@ -1114,7 +1208,7 @@
               <w:rPr>
                 <w:sz w:val="20"/>
               </w:rPr>
-              <w:t>MFN tariff adjustment table for imported vehicles/parts (official heading names)</w:t>
+              <w:t>Import and Export Tariff of the PRC (2026), Tariff Commission of the State Council</w:t>
             </w:r>
           </w:p>
         </w:tc>
@@ -1132,7 +1226,7 @@
               <w:rPr>
                 <w:sz w:val="20"/>
               </w:rPr>
-              <w:t>State Council / gov.cn</w:t>
+              <w:t>Ministry of Finance (PRC)</w:t>
             </w:r>
           </w:p>
         </w:tc>
@@ -1168,7 +1262,7 @@
               <w:rPr>
                 <w:sz w:val="20"/>
               </w:rPr>
-              <w:t>https://www.gov.cn/zhengce/zhengceku/2018-12/31/5439526/files/62498c5520b84fc68a5960799fe12353.pdf</w:t>
+              <w:t>https://bgt.mof.gov.cn/zhuantilanmu/rdwyh/czyw/202512/P020251231607833453633.pdf</w:t>
             </w:r>
           </w:p>
         </w:tc>
@@ -1204,7 +1298,7 @@
               <w:rPr>
                 <w:sz w:val="20"/>
               </w:rPr>
-              <w:t>VERIFIED</w:t>
+              <w:t>VERIFIED (primary)</w:t>
             </w:r>
           </w:p>
         </w:tc>
@@ -1222,7 +1316,7 @@
               <w:rPr>
                 <w:sz w:val="20"/>
               </w:rPr>
-              <w:t>8703/8705 heading names</w:t>
+              <w:t>87.01–87.05/8716 current heading names</w:t>
             </w:r>
           </w:p>
         </w:tc>
@@ -1242,7 +1336,7 @@
               <w:rPr>
                 <w:sz w:val="20"/>
               </w:rPr>
-              <w:t>Hainan zero-tariff transport list (8702 electric/hybrid subheading names)</w:t>
+              <w:t>GACC announcement on implementing the 2026 tariff adjustment programme</w:t>
             </w:r>
           </w:p>
         </w:tc>
@@ -1260,7 +1354,7 @@
               <w:rPr>
                 <w:sz w:val="20"/>
               </w:rPr>
-              <w:t>STA / Beijing tax bureau PDF</w:t>
+              <w:t>General Administration of Customs of China</w:t>
             </w:r>
           </w:p>
         </w:tc>
@@ -1296,7 +1390,7 @@
               <w:rPr>
                 <w:sz w:val="20"/>
               </w:rPr>
-              <w:t>http://beijing.chinatax.gov.cn/bjswj/sszc/zxwj/202012/cf5c916d2def4bd69f2a229bf60a35a3/files/d159fcb1991d48b8a2be4d2c90a7a717.pdf</w:t>
+              <w:t>http://www.customs.gov.cn/customs/2025-12/31/article_2026010717460235831.html</w:t>
             </w:r>
           </w:p>
         </w:tc>
@@ -1332,7 +1426,7 @@
               <w:rPr>
                 <w:sz w:val="20"/>
               </w:rPr>
-              <w:t>VERIFIED</w:t>
+              <w:t>VERIFIED (primary)</w:t>
             </w:r>
           </w:p>
         </w:tc>
@@ -1350,7 +1444,135 @@
               <w:rPr>
                 <w:sz w:val="20"/>
               </w:rPr>
-              <w:t>8702 framework</w:t>
+              <w:t>2026 enforcement basis, annual-subheading rule</w:t>
+            </w:r>
+          </w:p>
+        </w:tc>
+      </w:tr>
+      <w:tr>
+        <w:tc>
+          <w:tcPr>
+            <w:tcW w:type="dxa" w:w="1234"/>
+          </w:tcPr>
+          <w:p>
+            <w:r>
+              <w:rPr>
+                <w:sz w:val="20"/>
+              </w:rPr>
+            </w:r>
+            <w:r>
+              <w:rPr>
+                <w:sz w:val="20"/>
+              </w:rPr>
+              <w:t>2026 HS query · Chapter 87 headings</w:t>
+            </w:r>
+          </w:p>
+        </w:tc>
+        <w:tc>
+          <w:tcPr>
+            <w:tcW w:type="dxa" w:w="1234"/>
+          </w:tcPr>
+          <w:p>
+            <w:r>
+              <w:rPr>
+                <w:sz w:val="20"/>
+              </w:rPr>
+            </w:r>
+            <w:r>
+              <w:rPr>
+                <w:sz w:val="20"/>
+              </w:rPr>
+              <w:t>i5a6 HS query system</w:t>
+            </w:r>
+          </w:p>
+        </w:tc>
+        <w:tc>
+          <w:tcPr>
+            <w:tcW w:type="dxa" w:w="1234"/>
+          </w:tcPr>
+          <w:p>
+            <w:r>
+              <w:rPr>
+                <w:sz w:val="20"/>
+              </w:rPr>
+            </w:r>
+            <w:r>
+              <w:rPr>
+                <w:sz w:val="20"/>
+              </w:rPr>
+              <w:t>CN</w:t>
+            </w:r>
+          </w:p>
+        </w:tc>
+        <w:tc>
+          <w:tcPr>
+            <w:tcW w:type="dxa" w:w="1234"/>
+          </w:tcPr>
+          <w:p>
+            <w:r>
+              <w:rPr>
+                <w:sz w:val="20"/>
+              </w:rPr>
+            </w:r>
+            <w:r>
+              <w:rPr>
+                <w:sz w:val="20"/>
+              </w:rPr>
+              <w:t>https://www.i5a6.com/hsCategory/c17</w:t>
+            </w:r>
+          </w:p>
+        </w:tc>
+        <w:tc>
+          <w:tcPr>
+            <w:tcW w:type="dxa" w:w="1234"/>
+          </w:tcPr>
+          <w:p>
+            <w:r>
+              <w:rPr>
+                <w:sz w:val="20"/>
+              </w:rPr>
+            </w:r>
+            <w:r>
+              <w:rPr>
+                <w:sz w:val="20"/>
+              </w:rPr>
+              <w:t>2026-09-04</w:t>
+            </w:r>
+          </w:p>
+        </w:tc>
+        <w:tc>
+          <w:tcPr>
+            <w:tcW w:type="dxa" w:w="1234"/>
+          </w:tcPr>
+          <w:p>
+            <w:r>
+              <w:rPr>
+                <w:sz w:val="20"/>
+              </w:rPr>
+            </w:r>
+            <w:r>
+              <w:rPr>
+                <w:sz w:val="20"/>
+              </w:rPr>
+              <w:t>CROSS_CHECKED</w:t>
+            </w:r>
+          </w:p>
+        </w:tc>
+        <w:tc>
+          <w:tcPr>
+            <w:tcW w:type="dxa" w:w="1234"/>
+          </w:tcPr>
+          <w:p>
+            <w:r>
+              <w:rPr>
+                <w:sz w:val="20"/>
+              </w:rPr>
+            </w:r>
+            <w:r>
+              <w:rPr>
+                <w:sz w:val="20"/>
+              </w:rPr>
+              <w:t>Heading navigation</w:t>
             </w:r>
           </w:p>
         </w:tc>
@@ -1489,7 +1711,7 @@
         <w:rPr>
           <w:i/>
         </w:rPr>
-        <w:t>Scope note: export-side heading framework only. Destination duty and the current 10-digit subheading are out of scope and must be checked per country/per tariff year.</w:t>
+        <w:t>Scope note: current basis is the 2026 tariff and its GACC implementing announcement; older 2018/2020 tables are no longer used as the primary basis. Destination duty and the exact ten-digit subheading are out of scope and must be checked per country/per tariff year.</w:t>
       </w:r>
     </w:p>
     <w:p>
@@ -1508,10 +1730,10 @@
         <w:rPr>
           <w:b/>
         </w:rPr>
-        <w:t>Author / reviewer</w:t>
+        <w:t>Author</w:t>
       </w:r>
       <w:r>
-        <w:t>: [AutoBridge Export Sourcing Team](/authors/) · method per our [Editorial Policy](/editorial-policy/)</w:t>
+        <w:t>: AutoBridge Export Editorial Team · [Sourcing Team](/authors/) · method per our [Editorial Policy](/editorial-policy/)</w:t>
       </w:r>
     </w:p>
     <w:p>
@@ -1525,7 +1747,16 @@
         <w:t>Last reviewed</w:t>
       </w:r>
       <w:r>
-        <w:t>: 2026-09-04</w:t>
+        <w:t xml:space="preserve">: 2026-09-04 · </w:t>
+      </w:r>
+      <w:r>
+        <w:rPr>
+          <w:b/>
+        </w:rPr>
+        <w:t>Fact sheet version</w:t>
+      </w:r>
+      <w:r>
+        <w:t>: v1.1-2026-09-04</w:t>
       </w:r>
     </w:p>
     <w:p>
@@ -1553,7 +1784,21 @@
         <w:t>Verification method</w:t>
       </w:r>
       <w:r>
-        <w:t>: Official heading tables anchored; single-source Q&amp;A flagged; HS-first method applied</w:t>
+        <w:t>: 2026 primary tariff + GACC implementation anchored; single-source Q&amp;A flagged; HS-first method applied</w:t>
+      </w:r>
+    </w:p>
+    <w:p>
+      <w:pPr>
+        <w:pStyle w:val="ListBullet"/>
+      </w:pPr>
+      <w:r>
+        <w:rPr>
+          <w:b/>
+        </w:rPr>
+        <w:t>Transparency</w:t>
+      </w:r>
+      <w:r>
+        <w:t>: AI_ASSISTED=true · HUMAN_REVIEWED=false · evidence.first_hand=false · PUBLISH_APPROVED=false (independent review required)</w:t>
       </w:r>
     </w:p>
     <w:p>
@@ -1578,7 +1823,7 @@
         <w:t>Tags</w:t>
       </w:r>
       <w:r>
-        <w:t>: #HSCode #VehicleExport #CustomsClassification #8703 #ExportCompliance</w:t>
+        <w:t>: #HSCode #VehicleExport #CustomsClassification #Tariff2026 #ExportCompliance</w:t>
       </w:r>
     </w:p>
     <w:sectPr>

--- a/deliveries/2026-09-04/AutoBridge_Daily_2026-09-04/02_Procurement_Guides/GUIDE_20260904_01_Vehicle_Export_HS_Code.docx
+++ b/deliveries/2026-09-04/AutoBridge_Daily_2026-09-04/02_Procurement_Guides/GUIDE_20260904_01_Vehicle_Export_HS_Code.docx
@@ -4,7 +4,7 @@
   <w:body>
     <w:p>
       <w:pPr>
-        <w:pStyle w:val="Title"/>
+        <w:pStyle w:val="Heading1"/>
       </w:pPr>
       <w:r>
         <w:t>Classifying a Vehicle for Export: Sorting 87.01–87.05 and 8716 Trailers Under the 2026 Tariff</w:t>
@@ -12,7 +12,7 @@
     </w:p>
     <w:p>
       <w:pPr>
-        <w:pStyle w:val="Heading1"/>
+        <w:pStyle w:val="Heading2"/>
       </w:pPr>
       <w:r>
         <w:t>SEO Metadata</w:t>
@@ -146,7 +146,7 @@
     </w:p>
     <w:p>
       <w:pPr>
-        <w:pStyle w:val="Heading1"/>
+        <w:pStyle w:val="Heading2"/>
       </w:pPr>
       <w:r>
         <w:t>Why the Heading Comes Before Everything Else</w:t>
@@ -172,24 +172,21 @@
         <w:t>2026 edition of the *Import and Export Tariff of the People's Republic of China</w:t>
       </w:r>
       <w:r>
-        <w:rPr>
-          <w:i/>
-        </w:rPr>
-        <w:t xml:space="preserve"> (compiled by the Customs Tariff Commission of the State Council) and the </w:t>
+        <w:t xml:space="preserve">* (compiled by the Customs Tariff Commission of the State Council) and the </w:t>
       </w:r>
       <w:r>
         <w:rPr>
-          <w:i/>
+          <w:b/>
         </w:rPr>
         <w:t>GACC announcement implementing the 2026 tariff adjustment programme</w:t>
       </w:r>
       <w:r>
-        <w:t>*. Four-digit/six-digit headings are comparatively stable; the ten-digit national subheading and interim rates change with each annual tariff and must be cited by edition.</w:t>
+        <w:t>. Four-digit/six-digit headings are comparatively stable; the ten-digit national subheading and interim rates change with each annual tariff and must be cited by edition.</w:t>
       </w:r>
     </w:p>
     <w:p>
       <w:pPr>
-        <w:pStyle w:val="Heading1"/>
+        <w:pStyle w:val="Heading2"/>
       </w:pPr>
       <w:r>
         <w:t>The Motor-Vehicle Headings and the Trailer Heading</w:t>
@@ -197,7 +194,7 @@
     </w:p>
     <w:tbl>
       <w:tblPr>
-        <w:tblStyle w:val="TableGrid"/>
+        <w:tblStyle w:val="LightGrid-Accent1"/>
         <w:tblW w:type="auto" w:w="0"/>
         <w:tblLook w:firstColumn="1" w:firstRow="1" w:lastColumn="0" w:lastRow="0" w:noHBand="0" w:noVBand="1" w:val="04A0"/>
       </w:tblPr>
@@ -210,20 +207,9 @@
         <w:tc>
           <w:tcPr>
             <w:tcW w:type="dxa" w:w="2880"/>
-            <w:shd w:val="clear" w:fill="EAF0F6"/>
           </w:tcPr>
           <w:p>
             <w:r>
-              <w:rPr>
-                <w:b/>
-                <w:sz w:val="20"/>
-              </w:rPr>
-            </w:r>
-            <w:r>
-              <w:rPr>
-                <w:b/>
-                <w:sz w:val="20"/>
-              </w:rPr>
               <w:t>Heading</w:t>
             </w:r>
           </w:p>
@@ -231,20 +217,9 @@
         <w:tc>
           <w:tcPr>
             <w:tcW w:type="dxa" w:w="2880"/>
-            <w:shd w:val="clear" w:fill="EAF0F6"/>
           </w:tcPr>
           <w:p>
             <w:r>
-              <w:rPr>
-                <w:b/>
-                <w:sz w:val="20"/>
-              </w:rPr>
-            </w:r>
-            <w:r>
-              <w:rPr>
-                <w:b/>
-                <w:sz w:val="20"/>
-              </w:rPr>
               <w:t>What it covers (2026 tariff heading framework)</w:t>
             </w:r>
           </w:p>
@@ -252,20 +227,9 @@
         <w:tc>
           <w:tcPr>
             <w:tcW w:type="dxa" w:w="2880"/>
-            <w:shd w:val="clear" w:fill="EAF0F6"/>
           </w:tcPr>
           <w:p>
             <w:r>
-              <w:rPr>
-                <w:b/>
-                <w:sz w:val="20"/>
-              </w:rPr>
-            </w:r>
-            <w:r>
-              <w:rPr>
-                <w:b/>
-                <w:sz w:val="20"/>
-              </w:rPr>
               <w:t>Typical AutoBridge product</w:t>
             </w:r>
           </w:p>
@@ -279,13 +243,7 @@
           <w:p>
             <w:r>
               <w:rPr>
-                <w:sz w:val="20"/>
-              </w:rPr>
-            </w:r>
-            <w:r>
-              <w:rPr>
                 <w:b/>
-                <w:sz w:val="20"/>
               </w:rPr>
               <w:t>87.01</w:t>
             </w:r>
@@ -297,20 +255,11 @@
           </w:tcPr>
           <w:p>
             <w:r>
-              <w:rPr>
-                <w:sz w:val="20"/>
-              </w:rPr>
-            </w:r>
-            <w:r>
-              <w:rPr>
-                <w:sz w:val="20"/>
-              </w:rPr>
               <w:t xml:space="preserve">Tractors (other than the tractors of heading 87.09), </w:t>
             </w:r>
             <w:r>
               <w:rPr>
                 <w:b/>
-                <w:sz w:val="20"/>
               </w:rPr>
               <w:t>including semi-trailer tractors</w:t>
             </w:r>
@@ -322,14 +271,6 @@
           </w:tcPr>
           <w:p>
             <w:r>
-              <w:rPr>
-                <w:sz w:val="20"/>
-              </w:rPr>
-            </w:r>
-            <w:r>
-              <w:rPr>
-                <w:sz w:val="20"/>
-              </w:rPr>
               <w:t>Tianlong KL-type tractor head</w:t>
             </w:r>
           </w:p>
@@ -343,13 +284,7 @@
           <w:p>
             <w:r>
               <w:rPr>
-                <w:sz w:val="20"/>
-              </w:rPr>
-            </w:r>
-            <w:r>
-              <w:rPr>
                 <w:b/>
-                <w:sz w:val="20"/>
               </w:rPr>
               <w:t>87.02</w:t>
             </w:r>
@@ -361,27 +296,15 @@
           </w:tcPr>
           <w:p>
             <w:r>
-              <w:rPr>
-                <w:sz w:val="20"/>
-              </w:rPr>
-            </w:r>
-            <w:r>
-              <w:rPr>
-                <w:sz w:val="20"/>
-              </w:rPr>
               <w:t xml:space="preserve">Motor vehicles for </w:t>
             </w:r>
             <w:r>
               <w:rPr>
                 <w:b/>
-                <w:sz w:val="20"/>
               </w:rPr>
               <w:t>10+ persons</w:t>
             </w:r>
             <w:r>
-              <w:rPr>
-                <w:sz w:val="20"/>
-              </w:rPr>
               <w:t xml:space="preserve"> (buses/coaches), including electric/hybrid subheadings</w:t>
             </w:r>
           </w:p>
@@ -392,14 +315,6 @@
           </w:tcPr>
           <w:p>
             <w:r>
-              <w:rPr>
-                <w:sz w:val="20"/>
-              </w:rPr>
-            </w:r>
-            <w:r>
-              <w:rPr>
-                <w:sz w:val="20"/>
-              </w:rPr>
               <w:t>city bus, coach</w:t>
             </w:r>
           </w:p>
@@ -413,13 +328,7 @@
           <w:p>
             <w:r>
               <w:rPr>
-                <w:sz w:val="20"/>
-              </w:rPr>
-            </w:r>
-            <w:r>
-              <w:rPr>
                 <w:b/>
-                <w:sz w:val="20"/>
               </w:rPr>
               <w:t>87.03</w:t>
             </w:r>
@@ -431,27 +340,15 @@
           </w:tcPr>
           <w:p>
             <w:r>
-              <w:rPr>
-                <w:sz w:val="20"/>
-              </w:rPr>
-            </w:r>
-            <w:r>
-              <w:rPr>
-                <w:sz w:val="20"/>
-              </w:rPr>
               <w:t xml:space="preserve">Motor vehicles </w:t>
             </w:r>
             <w:r>
               <w:rPr>
                 <w:b/>
-                <w:sz w:val="20"/>
               </w:rPr>
               <w:t>principally for persons, ≤9 seats</w:t>
             </w:r>
             <w:r>
-              <w:rPr>
-                <w:sz w:val="20"/>
-              </w:rPr>
               <w:t xml:space="preserve"> — saloons, SUVs, MPVs, hybrid and electric passenger cars</w:t>
             </w:r>
           </w:p>
@@ -462,14 +359,6 @@
           </w:tcPr>
           <w:p>
             <w:r>
-              <w:rPr>
-                <w:sz w:val="20"/>
-              </w:rPr>
-            </w:r>
-            <w:r>
-              <w:rPr>
-                <w:sz w:val="20"/>
-              </w:rPr>
               <w:t>BYD/Chery/GWM passenger cars</w:t>
             </w:r>
           </w:p>
@@ -483,13 +372,7 @@
           <w:p>
             <w:r>
               <w:rPr>
-                <w:sz w:val="20"/>
-              </w:rPr>
-            </w:r>
-            <w:r>
-              <w:rPr>
                 <w:b/>
-                <w:sz w:val="20"/>
               </w:rPr>
               <w:t>87.04</w:t>
             </w:r>
@@ -502,20 +385,11 @@
           <w:p>
             <w:r>
               <w:rPr>
-                <w:sz w:val="20"/>
-              </w:rPr>
-            </w:r>
-            <w:r>
-              <w:rPr>
                 <w:b/>
-                <w:sz w:val="20"/>
               </w:rPr>
               <w:t>Goods vehicles</w:t>
             </w:r>
             <w:r>
-              <w:rPr>
-                <w:sz w:val="20"/>
-              </w:rPr>
               <w:t xml:space="preserve"> (including electric cargo vehicles; three-wheel cargo under 8704.6000)</w:t>
             </w:r>
           </w:p>
@@ -526,14 +400,6 @@
           </w:tcPr>
           <w:p>
             <w:r>
-              <w:rPr>
-                <w:sz w:val="20"/>
-              </w:rPr>
-            </w:r>
-            <w:r>
-              <w:rPr>
-                <w:sz w:val="20"/>
-              </w:rPr>
               <w:t>Shunda light truck, cargo van</w:t>
             </w:r>
           </w:p>
@@ -547,13 +413,7 @@
           <w:p>
             <w:r>
               <w:rPr>
-                <w:sz w:val="20"/>
-              </w:rPr>
-            </w:r>
-            <w:r>
-              <w:rPr>
                 <w:b/>
-                <w:sz w:val="20"/>
               </w:rPr>
               <w:t>87.05</w:t>
             </w:r>
@@ -566,20 +426,11 @@
           <w:p>
             <w:r>
               <w:rPr>
-                <w:sz w:val="20"/>
-              </w:rPr>
-            </w:r>
-            <w:r>
-              <w:rPr>
                 <w:b/>
-                <w:sz w:val="20"/>
               </w:rPr>
               <w:t>Special-purpose</w:t>
             </w:r>
             <w:r>
-              <w:rPr>
-                <w:sz w:val="20"/>
-              </w:rPr>
               <w:t xml:space="preserve"> vehicles whose main role is neither carrying persons nor goods (crane, drilling, sprinkler, rescue)</w:t>
             </w:r>
           </w:p>
@@ -590,14 +441,6 @@
           </w:tcPr>
           <w:p>
             <w:r>
-              <w:rPr>
-                <w:sz w:val="20"/>
-              </w:rPr>
-            </w:r>
-            <w:r>
-              <w:rPr>
-                <w:sz w:val="20"/>
-              </w:rPr>
               <w:t>concrete pump, rescue/special truck</w:t>
             </w:r>
           </w:p>
@@ -611,13 +454,7 @@
           <w:p>
             <w:r>
               <w:rPr>
-                <w:sz w:val="20"/>
-              </w:rPr>
-            </w:r>
-            <w:r>
-              <w:rPr>
                 <w:b/>
-                <w:sz w:val="20"/>
               </w:rPr>
               <w:t>87.16</w:t>
             </w:r>
@@ -630,20 +467,11 @@
           <w:p>
             <w:r>
               <w:rPr>
-                <w:sz w:val="20"/>
-              </w:rPr>
-            </w:r>
-            <w:r>
-              <w:rPr>
                 <w:b/>
-                <w:sz w:val="20"/>
               </w:rPr>
               <w:t>Trailers and semi-trailers</w:t>
             </w:r>
             <w:r>
-              <w:rPr>
-                <w:sz w:val="20"/>
-              </w:rPr>
               <w:t xml:space="preserve"> (and other non-mechanically propelled vehicles)</w:t>
             </w:r>
           </w:p>
@@ -654,20 +482,13 @@
           </w:tcPr>
           <w:p>
             <w:r>
-              <w:rPr>
-                <w:sz w:val="20"/>
-              </w:rPr>
-            </w:r>
-            <w:r>
-              <w:rPr>
-                <w:sz w:val="20"/>
-              </w:rPr>
               <w:t>box/curtain semi-trailer</w:t>
             </w:r>
           </w:p>
         </w:tc>
       </w:tr>
     </w:tbl>
+    <w:p/>
     <w:p>
       <w:r>
         <w:t>Two boundaries cause most disputes:</w:t>
@@ -684,16 +505,7 @@
         <w:t>87.03 vs 87.04</w:t>
       </w:r>
       <w:r>
-        <w:t xml:space="preserve"> — decided by </w:t>
-      </w:r>
-      <w:r>
-        <w:rPr>
-          <w:i/>
-        </w:rPr>
-        <w:t>principal use</w:t>
-      </w:r>
-      <w:r>
-        <w:t xml:space="preserve"> (persons vs goods), not body shape. A crew-cab pickup and a closed van need an explicit principal-use decision on the record.</w:t>
+        <w:t xml:space="preserve"> — decided by *principal use* (persons vs goods), not body shape. A crew-cab pickup and a closed van need an explicit principal-use decision on the record.</w:t>
       </w:r>
     </w:p>
     <w:p>
@@ -707,30 +519,12 @@
         <w:t>87.04 vs 87.05</w:t>
       </w:r>
       <w:r>
-        <w:t xml:space="preserve"> — a goods vehicle that </w:t>
-      </w:r>
-      <w:r>
-        <w:rPr>
-          <w:i/>
-        </w:rPr>
-        <w:t>carries cargo</w:t>
-      </w:r>
-      <w:r>
-        <w:t xml:space="preserve"> is 87.04; a vehicle built around a </w:t>
-      </w:r>
-      <w:r>
-        <w:rPr>
-          <w:i/>
-        </w:rPr>
-        <w:t>special function</w:t>
-      </w:r>
-      <w:r>
-        <w:t xml:space="preserve"> (lift, drill, mounted machinery where cargo-carrying is incidental) is 87.05. A refrigerated box truck still carries goods and is treated as a goods vehicle; whether an added refrigeration superstructure moves the ten-digit subheading must be checked line by line in the 2026 tariff. A tractor head (87.01) and its semi-trailer (87.16) are always classified separately even when shipped as a combination.</w:t>
+        <w:t xml:space="preserve"> — a goods vehicle that *carries cargo* is 87.04; a vehicle built around a *special function* (lift, drill, mounted machinery where cargo-carrying is incidental) is 87.05. A refrigerated box truck still carries goods and is treated as a goods vehicle; whether an added refrigeration superstructure moves the ten-digit subheading must be checked line by line in the 2026 tariff. A tractor head (87.01) and its semi-trailer (87.16) are always classified separately even when shipped as a combination.</w:t>
       </w:r>
     </w:p>
     <w:p>
       <w:pPr>
-        <w:pStyle w:val="Heading1"/>
+        <w:pStyle w:val="Heading2"/>
       </w:pPr>
       <w:r>
         <w:t>The Electric Three-Wheeler Edge Case</w:t>
@@ -788,7 +582,7 @@
     </w:p>
     <w:p>
       <w:pPr>
-        <w:pStyle w:val="Heading1"/>
+        <w:pStyle w:val="Heading2"/>
       </w:pPr>
       <w:r>
         <w:t>The HS-First Workflow We Recommend</w:t>
@@ -875,7 +669,7 @@
     </w:p>
     <w:p>
       <w:pPr>
-        <w:pStyle w:val="Heading1"/>
+        <w:pStyle w:val="Heading2"/>
       </w:pPr>
       <w:r>
         <w:t>What This Page Deliberately Does Not State</w:t>
@@ -920,7 +714,7 @@
     </w:p>
     <w:p>
       <w:pPr>
-        <w:pStyle w:val="Heading1"/>
+        <w:pStyle w:val="Heading2"/>
       </w:pPr>
       <w:r>
         <w:t>Pre-Declaration Checklist</w:t>
@@ -968,7 +762,7 @@
     </w:p>
     <w:p>
       <w:pPr>
-        <w:pStyle w:val="Heading1"/>
+        <w:pStyle w:val="Heading2"/>
       </w:pPr>
       <w:r>
         <w:t>Frequently Asked Questions</w:t>
@@ -982,8 +776,10 @@
         <w:t>Where does a semi-trailer tractor head go?</w:t>
       </w:r>
       <w:r>
-        <w:t xml:space="preserve"> Under 87.01 (which expressly includes semi-trailer tractors); the semi-trailer it pulls is 87.16, a separate classification. </w:t>
+        <w:t xml:space="preserve"> Under 87.01 (which expressly includes semi-trailer tractors); the semi-trailer it pulls is 87.16, a separate classification.</w:t>
       </w:r>
+    </w:p>
+    <w:p>
       <w:r>
         <w:rPr>
           <w:b/>
@@ -991,8 +787,10 @@
         <w:t>Is an electric passenger car still 87.03?</w:t>
       </w:r>
       <w:r>
-        <w:t xml:space="preserve"> Yes — electric and hybrid passenger cars for up to nine persons sit within 87.03; the powertrain changes the subheading, not the heading. </w:t>
+        <w:t xml:space="preserve"> Yes — electric and hybrid passenger cars for up to nine persons sit within 87.03; the powertrain changes the subheading, not the heading.</w:t>
       </w:r>
+    </w:p>
+    <w:p>
       <w:r>
         <w:rPr>
           <w:b/>
@@ -1000,8 +798,10 @@
         <w:t>What is the difference between 87.04 and 87.05?</w:t>
       </w:r>
       <w:r>
-        <w:t xml:space="preserve"> 87.04 carries goods; 87.05 exists to perform a special function where carrying cargo is incidental. Decide by principal use. </w:t>
+        <w:t xml:space="preserve"> 87.04 carries goods; 87.05 exists to perform a special function where carrying cargo is incidental. Decide by principal use.</w:t>
       </w:r>
+    </w:p>
+    <w:p>
       <w:r>
         <w:rPr>
           <w:b/>
@@ -1009,21 +809,260 @@
         <w:t>Which tariff edition should I cite now?</w:t>
       </w:r>
       <w:r>
-        <w:t xml:space="preserve"> The 2026 </w:t>
-      </w:r>
-      <w:r>
-        <w:rPr>
-          <w:i/>
-        </w:rPr>
-        <w:t>Import and Export Tariff</w:t>
-      </w:r>
-      <w:r>
-        <w:t xml:space="preserve"> and the GACC announcement implementing the 2026 programme; do not use 2018/2020 tables as the current basis.</w:t>
+        <w:t xml:space="preserve"> The 2026 *Import and Export Tariff* and the GACC announcement implementing the 2026 programme; do not use 2018/2020 tables as the current basis.</w:t>
       </w:r>
     </w:p>
     <w:p>
       <w:pPr>
-        <w:pStyle w:val="Heading1"/>
+        <w:pStyle w:val="Heading2"/>
+      </w:pPr>
+      <w:r>
+        <w:t>Image Record</w:t>
+      </w:r>
+    </w:p>
+    <w:p>
+      <w:pPr>
+        <w:pStyle w:val="ListBullet"/>
+      </w:pPr>
+      <w:r>
+        <w:t>IMAGE_ASSET_PATH: none secured in repository</w:t>
+      </w:r>
+    </w:p>
+    <w:p>
+      <w:pPr>
+        <w:pStyle w:val="ListBullet"/>
+      </w:pPr>
+      <w:r>
+        <w:t>ORIGINAL_IMAGE_URL: not captured</w:t>
+      </w:r>
+    </w:p>
+    <w:p>
+      <w:pPr>
+        <w:pStyle w:val="ListBullet"/>
+      </w:pPr>
+      <w:r>
+        <w:t>SOURCE_PAGE: not captured</w:t>
+      </w:r>
+    </w:p>
+    <w:p>
+      <w:pPr>
+        <w:pStyle w:val="ListBullet"/>
+      </w:pPr>
+      <w:r>
+        <w:t>RIGHTS_HOLDER: unconfirmed</w:t>
+      </w:r>
+    </w:p>
+    <w:p>
+      <w:pPr>
+        <w:pStyle w:val="ListBullet"/>
+      </w:pPr>
+      <w:r>
+        <w:t>LICENSE: none secured — no third-party image may be published until rights are cleared</w:t>
+      </w:r>
+    </w:p>
+    <w:p>
+      <w:pPr>
+        <w:pStyle w:val="ListBullet"/>
+      </w:pPr>
+      <w:r>
+        <w:t>CHECKED_DATE: 2026-09-05</w:t>
+      </w:r>
+    </w:p>
+    <w:p>
+      <w:pPr>
+        <w:pStyle w:val="ListBullet"/>
+      </w:pPr>
+      <w:r>
+        <w:t>MODEL_TOPIC_MATCH: must match the exact model/version (or the guide topic) and reference market above</w:t>
+      </w:r>
+    </w:p>
+    <w:p>
+      <w:pPr>
+        <w:pStyle w:val="ListBullet"/>
+      </w:pPr>
+      <w:r>
+        <w:t>IMAGE_RIGHTS_STATUS: FAIL (no licensed asset captured; a placeholder or “retain old image” note is not accepted)</w:t>
+      </w:r>
+    </w:p>
+    <w:p>
+      <w:pPr>
+        <w:pStyle w:val="ListBullet"/>
+      </w:pPr>
+      <w:r>
+        <w:t>ALT by language:</w:t>
+      </w:r>
+    </w:p>
+    <w:p>
+      <w:pPr>
+        <w:pStyle w:val="ListBullet"/>
+      </w:pPr>
+      <w:r>
+        <w:rPr>
+          <w:b/>
+        </w:rPr>
+        <w:t>EN</w:t>
+      </w:r>
+      <w:r>
+        <w:t>: AutoBridge export-buyer reference — Classifying vehicles HS 87.01-87.05, vehicle-export procurement guide</w:t>
+      </w:r>
+    </w:p>
+    <w:p>
+      <w:pPr>
+        <w:pStyle w:val="ListBullet"/>
+      </w:pPr>
+      <w:r>
+        <w:rPr>
+          <w:b/>
+        </w:rPr>
+        <w:t>FR</w:t>
+      </w:r>
+      <w:r>
+        <w:t>: Référence AutoBridge pour acheteurs export — Classifying vehicles HS 87.01-87.05, guide d’achat à l’export automobile</w:t>
+      </w:r>
+    </w:p>
+    <w:p>
+      <w:pPr>
+        <w:pStyle w:val="ListBullet"/>
+      </w:pPr>
+      <w:r>
+        <w:rPr>
+          <w:b/>
+        </w:rPr>
+        <w:t>DE</w:t>
+      </w:r>
+      <w:r>
+        <w:t>: AutoBridge-Referenz für Exportkäufer — Classifying vehicles HS 87.01-87.05, Leitfaden für Fahrzeugexport-Einkauf</w:t>
+      </w:r>
+    </w:p>
+    <w:p>
+      <w:pPr>
+        <w:pStyle w:val="ListBullet"/>
+      </w:pPr>
+      <w:r>
+        <w:rPr>
+          <w:b/>
+        </w:rPr>
+        <w:t>ES</w:t>
+      </w:r>
+      <w:r>
+        <w:t>: Referencia AutoBridge para compradores de exportación — Classifying vehicles HS 87.01-87.05, guía de compras para exportación de vehículos</w:t>
+      </w:r>
+    </w:p>
+    <w:p>
+      <w:pPr>
+        <w:pStyle w:val="ListBullet"/>
+      </w:pPr>
+      <w:r>
+        <w:rPr>
+          <w:b/>
+        </w:rPr>
+        <w:t>PT</w:t>
+      </w:r>
+      <w:r>
+        <w:t>: Referência AutoBridge para compradores de exportação — Classifying vehicles HS 87.01-87.05, guia de compras para exportação de veículos</w:t>
+      </w:r>
+    </w:p>
+    <w:p>
+      <w:pPr>
+        <w:pStyle w:val="ListBullet"/>
+      </w:pPr>
+      <w:r>
+        <w:rPr>
+          <w:b/>
+        </w:rPr>
+        <w:t>JA</w:t>
+      </w:r>
+      <w:r>
+        <w:t>: AutoBridge 輸出バイヤー向けリファレンス｜Classifying vehicles HS 87.01-87.05, 自動車輸出 調達ガイド</w:t>
+      </w:r>
+    </w:p>
+    <w:p>
+      <w:pPr>
+        <w:pStyle w:val="ListBullet"/>
+      </w:pPr>
+      <w:r>
+        <w:rPr>
+          <w:b/>
+        </w:rPr>
+        <w:t>KO</w:t>
+      </w:r>
+      <w:r>
+        <w:t>: AutoBridge 수출 바이어 참고 자료｜Classifying vehicles HS 87.01-87.05, 자동차 수출 조달 가이드</w:t>
+      </w:r>
+    </w:p>
+    <w:p>
+      <w:pPr>
+        <w:pStyle w:val="ListBullet"/>
+      </w:pPr>
+      <w:r>
+        <w:rPr>
+          <w:b/>
+        </w:rPr>
+        <w:t>VI</w:t>
+      </w:r>
+      <w:r>
+        <w:t>: Tài liệu tham khảo AutoBridge cho người mua xuất khẩu — Classifying vehicles HS 87.01-87.05, hướng dẫn thu mua xuất khẩu xe</w:t>
+      </w:r>
+    </w:p>
+    <w:p>
+      <w:pPr>
+        <w:pStyle w:val="ListBullet"/>
+      </w:pPr>
+      <w:r>
+        <w:rPr>
+          <w:b/>
+        </w:rPr>
+        <w:t>TH</w:t>
+      </w:r>
+      <w:r>
+        <w:t>: เอกสารอ้างอิง AutoBridge สำหรับผู้ซื้อเพื่อการส่งออก — Classifying vehicles HS 87.01-87.05, คู่มือจัดซื้อเพื่อการส่งออกยานยนต์</w:t>
+      </w:r>
+    </w:p>
+    <w:p>
+      <w:pPr>
+        <w:pStyle w:val="ListBullet"/>
+      </w:pPr>
+      <w:r>
+        <w:rPr>
+          <w:b/>
+        </w:rPr>
+        <w:t>ID</w:t>
+      </w:r>
+      <w:r>
+        <w:t>: Referensi AutoBridge untuk pembeli ekspor — Classifying vehicles HS 87.01-87.05, panduan pengadaan ekspor kendaraan</w:t>
+      </w:r>
+    </w:p>
+    <w:p>
+      <w:pPr>
+        <w:pStyle w:val="ListBullet"/>
+      </w:pPr>
+      <w:r>
+        <w:rPr>
+          <w:b/>
+        </w:rPr>
+        <w:t>AR</w:t>
+      </w:r>
+      <w:r>
+        <w:t>: مرجع AutoBridge لمشتري التصدير — Classifying vehicles HS 87.01-87.05, دليل مشتريات تصدير المركبات</w:t>
+      </w:r>
+    </w:p>
+    <w:p>
+      <w:pPr>
+        <w:pStyle w:val="ListBullet"/>
+      </w:pPr>
+      <w:r>
+        <w:rPr>
+          <w:b/>
+        </w:rPr>
+        <w:t>ZH</w:t>
+      </w:r>
+      <w:r>
+        <w:t>: AutoBridge 出口采购参考｜Classifying vehicles HS 87.01-87.05, 汽车出口采购指南</w:t>
+      </w:r>
+    </w:p>
+    <w:p>
+      <w:pPr>
+        <w:pStyle w:val="Heading2"/>
       </w:pPr>
       <w:r>
         <w:t>Sources &amp; Verification</w:t>
@@ -1031,7 +1070,7 @@
     </w:p>
     <w:tbl>
       <w:tblPr>
-        <w:tblStyle w:val="TableGrid"/>
+        <w:tblStyle w:val="LightGrid-Accent1"/>
         <w:tblW w:type="auto" w:w="0"/>
         <w:tblLook w:firstColumn="1" w:firstRow="1" w:lastColumn="0" w:lastRow="0" w:noHBand="0" w:noVBand="1" w:val="04A0"/>
       </w:tblPr>
@@ -1048,20 +1087,9 @@
         <w:tc>
           <w:tcPr>
             <w:tcW w:type="dxa" w:w="1234"/>
-            <w:shd w:val="clear" w:fill="EAF0F6"/>
           </w:tcPr>
           <w:p>
             <w:r>
-              <w:rPr>
-                <w:b/>
-                <w:sz w:val="20"/>
-              </w:rPr>
-            </w:r>
-            <w:r>
-              <w:rPr>
-                <w:b/>
-                <w:sz w:val="20"/>
-              </w:rPr>
               <w:t>Source title</w:t>
             </w:r>
           </w:p>
@@ -1069,20 +1097,9 @@
         <w:tc>
           <w:tcPr>
             <w:tcW w:type="dxa" w:w="1234"/>
-            <w:shd w:val="clear" w:fill="EAF0F6"/>
           </w:tcPr>
           <w:p>
             <w:r>
-              <w:rPr>
-                <w:b/>
-                <w:sz w:val="20"/>
-              </w:rPr>
-            </w:r>
-            <w:r>
-              <w:rPr>
-                <w:b/>
-                <w:sz w:val="20"/>
-              </w:rPr>
               <w:t>Organization</w:t>
             </w:r>
           </w:p>
@@ -1090,20 +1107,9 @@
         <w:tc>
           <w:tcPr>
             <w:tcW w:type="dxa" w:w="1234"/>
-            <w:shd w:val="clear" w:fill="EAF0F6"/>
           </w:tcPr>
           <w:p>
             <w:r>
-              <w:rPr>
-                <w:b/>
-                <w:sz w:val="20"/>
-              </w:rPr>
-            </w:r>
-            <w:r>
-              <w:rPr>
-                <w:b/>
-                <w:sz w:val="20"/>
-              </w:rPr>
               <w:t>Market</w:t>
             </w:r>
           </w:p>
@@ -1111,20 +1117,9 @@
         <w:tc>
           <w:tcPr>
             <w:tcW w:type="dxa" w:w="1234"/>
-            <w:shd w:val="clear" w:fill="EAF0F6"/>
           </w:tcPr>
           <w:p>
             <w:r>
-              <w:rPr>
-                <w:b/>
-                <w:sz w:val="20"/>
-              </w:rPr>
-            </w:r>
-            <w:r>
-              <w:rPr>
-                <w:b/>
-                <w:sz w:val="20"/>
-              </w:rPr>
               <w:t>URL</w:t>
             </w:r>
           </w:p>
@@ -1132,20 +1127,9 @@
         <w:tc>
           <w:tcPr>
             <w:tcW w:type="dxa" w:w="1234"/>
-            <w:shd w:val="clear" w:fill="EAF0F6"/>
           </w:tcPr>
           <w:p>
             <w:r>
-              <w:rPr>
-                <w:b/>
-                <w:sz w:val="20"/>
-              </w:rPr>
-            </w:r>
-            <w:r>
-              <w:rPr>
-                <w:b/>
-                <w:sz w:val="20"/>
-              </w:rPr>
               <w:t>Checked</w:t>
             </w:r>
           </w:p>
@@ -1153,20 +1137,9 @@
         <w:tc>
           <w:tcPr>
             <w:tcW w:type="dxa" w:w="1234"/>
-            <w:shd w:val="clear" w:fill="EAF0F6"/>
           </w:tcPr>
           <w:p>
             <w:r>
-              <w:rPr>
-                <w:b/>
-                <w:sz w:val="20"/>
-              </w:rPr>
-            </w:r>
-            <w:r>
-              <w:rPr>
-                <w:b/>
-                <w:sz w:val="20"/>
-              </w:rPr>
               <w:t>Confidence</w:t>
             </w:r>
           </w:p>
@@ -1174,20 +1147,9 @@
         <w:tc>
           <w:tcPr>
             <w:tcW w:type="dxa" w:w="1234"/>
-            <w:shd w:val="clear" w:fill="EAF0F6"/>
           </w:tcPr>
           <w:p>
             <w:r>
-              <w:rPr>
-                <w:b/>
-                <w:sz w:val="20"/>
-              </w:rPr>
-            </w:r>
-            <w:r>
-              <w:rPr>
-                <w:b/>
-                <w:sz w:val="20"/>
-              </w:rPr>
               <w:t>Supported facts</w:t>
             </w:r>
           </w:p>
@@ -1200,14 +1162,6 @@
           </w:tcPr>
           <w:p>
             <w:r>
-              <w:rPr>
-                <w:sz w:val="20"/>
-              </w:rPr>
-            </w:r>
-            <w:r>
-              <w:rPr>
-                <w:sz w:val="20"/>
-              </w:rPr>
               <w:t>Import and Export Tariff of the PRC (2026), Tariff Commission of the State Council</w:t>
             </w:r>
           </w:p>
@@ -1218,14 +1172,6 @@
           </w:tcPr>
           <w:p>
             <w:r>
-              <w:rPr>
-                <w:sz w:val="20"/>
-              </w:rPr>
-            </w:r>
-            <w:r>
-              <w:rPr>
-                <w:sz w:val="20"/>
-              </w:rPr>
               <w:t>Ministry of Finance (PRC)</w:t>
             </w:r>
           </w:p>
@@ -1236,14 +1182,6 @@
           </w:tcPr>
           <w:p>
             <w:r>
-              <w:rPr>
-                <w:sz w:val="20"/>
-              </w:rPr>
-            </w:r>
-            <w:r>
-              <w:rPr>
-                <w:sz w:val="20"/>
-              </w:rPr>
               <w:t>CN</w:t>
             </w:r>
           </w:p>
@@ -1254,14 +1192,6 @@
           </w:tcPr>
           <w:p>
             <w:r>
-              <w:rPr>
-                <w:sz w:val="20"/>
-              </w:rPr>
-            </w:r>
-            <w:r>
-              <w:rPr>
-                <w:sz w:val="20"/>
-              </w:rPr>
               <w:t>https://bgt.mof.gov.cn/zhuantilanmu/rdwyh/czyw/202512/P020251231607833453633.pdf</w:t>
             </w:r>
           </w:p>
@@ -1272,14 +1202,6 @@
           </w:tcPr>
           <w:p>
             <w:r>
-              <w:rPr>
-                <w:sz w:val="20"/>
-              </w:rPr>
-            </w:r>
-            <w:r>
-              <w:rPr>
-                <w:sz w:val="20"/>
-              </w:rPr>
               <w:t>2026-09-04</w:t>
             </w:r>
           </w:p>
@@ -1290,14 +1212,6 @@
           </w:tcPr>
           <w:p>
             <w:r>
-              <w:rPr>
-                <w:sz w:val="20"/>
-              </w:rPr>
-            </w:r>
-            <w:r>
-              <w:rPr>
-                <w:sz w:val="20"/>
-              </w:rPr>
               <w:t>VERIFIED (primary)</w:t>
             </w:r>
           </w:p>
@@ -1308,14 +1222,6 @@
           </w:tcPr>
           <w:p>
             <w:r>
-              <w:rPr>
-                <w:sz w:val="20"/>
-              </w:rPr>
-            </w:r>
-            <w:r>
-              <w:rPr>
-                <w:sz w:val="20"/>
-              </w:rPr>
               <w:t>87.01–87.05/8716 current heading names</w:t>
             </w:r>
           </w:p>
@@ -1328,14 +1234,6 @@
           </w:tcPr>
           <w:p>
             <w:r>
-              <w:rPr>
-                <w:sz w:val="20"/>
-              </w:rPr>
-            </w:r>
-            <w:r>
-              <w:rPr>
-                <w:sz w:val="20"/>
-              </w:rPr>
               <w:t>GACC announcement on implementing the 2026 tariff adjustment programme</w:t>
             </w:r>
           </w:p>
@@ -1346,14 +1244,6 @@
           </w:tcPr>
           <w:p>
             <w:r>
-              <w:rPr>
-                <w:sz w:val="20"/>
-              </w:rPr>
-            </w:r>
-            <w:r>
-              <w:rPr>
-                <w:sz w:val="20"/>
-              </w:rPr>
               <w:t>General Administration of Customs of China</w:t>
             </w:r>
           </w:p>
@@ -1364,14 +1254,6 @@
           </w:tcPr>
           <w:p>
             <w:r>
-              <w:rPr>
-                <w:sz w:val="20"/>
-              </w:rPr>
-            </w:r>
-            <w:r>
-              <w:rPr>
-                <w:sz w:val="20"/>
-              </w:rPr>
               <w:t>CN</w:t>
             </w:r>
           </w:p>
@@ -1382,14 +1264,6 @@
           </w:tcPr>
           <w:p>
             <w:r>
-              <w:rPr>
-                <w:sz w:val="20"/>
-              </w:rPr>
-            </w:r>
-            <w:r>
-              <w:rPr>
-                <w:sz w:val="20"/>
-              </w:rPr>
               <w:t>http://www.customs.gov.cn/customs/2025-12/31/article_2026010717460235831.html</w:t>
             </w:r>
           </w:p>
@@ -1400,14 +1274,6 @@
           </w:tcPr>
           <w:p>
             <w:r>
-              <w:rPr>
-                <w:sz w:val="20"/>
-              </w:rPr>
-            </w:r>
-            <w:r>
-              <w:rPr>
-                <w:sz w:val="20"/>
-              </w:rPr>
               <w:t>2026-09-04</w:t>
             </w:r>
           </w:p>
@@ -1418,14 +1284,6 @@
           </w:tcPr>
           <w:p>
             <w:r>
-              <w:rPr>
-                <w:sz w:val="20"/>
-              </w:rPr>
-            </w:r>
-            <w:r>
-              <w:rPr>
-                <w:sz w:val="20"/>
-              </w:rPr>
               <w:t>VERIFIED (primary)</w:t>
             </w:r>
           </w:p>
@@ -1436,14 +1294,6 @@
           </w:tcPr>
           <w:p>
             <w:r>
-              <w:rPr>
-                <w:sz w:val="20"/>
-              </w:rPr>
-            </w:r>
-            <w:r>
-              <w:rPr>
-                <w:sz w:val="20"/>
-              </w:rPr>
               <w:t>2026 enforcement basis, annual-subheading rule</w:t>
             </w:r>
           </w:p>
@@ -1456,14 +1306,6 @@
           </w:tcPr>
           <w:p>
             <w:r>
-              <w:rPr>
-                <w:sz w:val="20"/>
-              </w:rPr>
-            </w:r>
-            <w:r>
-              <w:rPr>
-                <w:sz w:val="20"/>
-              </w:rPr>
               <w:t>2026 HS query · Chapter 87 headings</w:t>
             </w:r>
           </w:p>
@@ -1474,14 +1316,6 @@
           </w:tcPr>
           <w:p>
             <w:r>
-              <w:rPr>
-                <w:sz w:val="20"/>
-              </w:rPr>
-            </w:r>
-            <w:r>
-              <w:rPr>
-                <w:sz w:val="20"/>
-              </w:rPr>
               <w:t>i5a6 HS query system</w:t>
             </w:r>
           </w:p>
@@ -1492,14 +1326,6 @@
           </w:tcPr>
           <w:p>
             <w:r>
-              <w:rPr>
-                <w:sz w:val="20"/>
-              </w:rPr>
-            </w:r>
-            <w:r>
-              <w:rPr>
-                <w:sz w:val="20"/>
-              </w:rPr>
               <w:t>CN</w:t>
             </w:r>
           </w:p>
@@ -1510,14 +1336,6 @@
           </w:tcPr>
           <w:p>
             <w:r>
-              <w:rPr>
-                <w:sz w:val="20"/>
-              </w:rPr>
-            </w:r>
-            <w:r>
-              <w:rPr>
-                <w:sz w:val="20"/>
-              </w:rPr>
               <w:t>https://www.i5a6.com/hsCategory/c17</w:t>
             </w:r>
           </w:p>
@@ -1528,14 +1346,6 @@
           </w:tcPr>
           <w:p>
             <w:r>
-              <w:rPr>
-                <w:sz w:val="20"/>
-              </w:rPr>
-            </w:r>
-            <w:r>
-              <w:rPr>
-                <w:sz w:val="20"/>
-              </w:rPr>
               <w:t>2026-09-04</w:t>
             </w:r>
           </w:p>
@@ -1546,14 +1356,6 @@
           </w:tcPr>
           <w:p>
             <w:r>
-              <w:rPr>
-                <w:sz w:val="20"/>
-              </w:rPr>
-            </w:r>
-            <w:r>
-              <w:rPr>
-                <w:sz w:val="20"/>
-              </w:rPr>
               <w:t>CROSS_CHECKED</w:t>
             </w:r>
           </w:p>
@@ -1564,14 +1366,6 @@
           </w:tcPr>
           <w:p>
             <w:r>
-              <w:rPr>
-                <w:sz w:val="20"/>
-              </w:rPr>
-            </w:r>
-            <w:r>
-              <w:rPr>
-                <w:sz w:val="20"/>
-              </w:rPr>
               <w:t>Heading navigation</w:t>
             </w:r>
           </w:p>
@@ -1584,14 +1378,6 @@
           </w:tcPr>
           <w:p>
             <w:r>
-              <w:rPr>
-                <w:sz w:val="20"/>
-              </w:rPr>
-            </w:r>
-            <w:r>
-              <w:rPr>
-                <w:sz w:val="20"/>
-              </w:rPr>
               <w:t>Customs Q&amp;A on electric three-wheelers (8703.80 / 8704.60)</w:t>
             </w:r>
           </w:p>
@@ -1602,14 +1388,6 @@
           </w:tcPr>
           <w:p>
             <w:r>
-              <w:rPr>
-                <w:sz w:val="20"/>
-              </w:rPr>
-            </w:r>
-            <w:r>
-              <w:rPr>
-                <w:sz w:val="20"/>
-              </w:rPr>
               <w:t>Customs release (repost)</w:t>
             </w:r>
           </w:p>
@@ -1620,14 +1398,6 @@
           </w:tcPr>
           <w:p>
             <w:r>
-              <w:rPr>
-                <w:sz w:val="20"/>
-              </w:rPr>
-            </w:r>
-            <w:r>
-              <w:rPr>
-                <w:sz w:val="20"/>
-              </w:rPr>
               <w:t>CN</w:t>
             </w:r>
           </w:p>
@@ -1638,14 +1408,6 @@
           </w:tcPr>
           <w:p>
             <w:r>
-              <w:rPr>
-                <w:sz w:val="20"/>
-              </w:rPr>
-            </w:r>
-            <w:r>
-              <w:rPr>
-                <w:sz w:val="20"/>
-              </w:rPr>
               <w:t>http://m.toutiao.com/group/7518145509672993315/</w:t>
             </w:r>
           </w:p>
@@ -1656,14 +1418,6 @@
           </w:tcPr>
           <w:p>
             <w:r>
-              <w:rPr>
-                <w:sz w:val="20"/>
-              </w:rPr>
-            </w:r>
-            <w:r>
-              <w:rPr>
-                <w:sz w:val="20"/>
-              </w:rPr>
               <w:t>2026-09-04</w:t>
             </w:r>
           </w:p>
@@ -1674,14 +1428,6 @@
           </w:tcPr>
           <w:p>
             <w:r>
-              <w:rPr>
-                <w:sz w:val="20"/>
-              </w:rPr>
-            </w:r>
-            <w:r>
-              <w:rPr>
-                <w:sz w:val="20"/>
-              </w:rPr>
               <w:t>SINGLE_SOURCE</w:t>
             </w:r>
           </w:p>
@@ -1692,31 +1438,31 @@
           </w:tcPr>
           <w:p>
             <w:r>
-              <w:rPr>
-                <w:sz w:val="20"/>
-              </w:rPr>
-            </w:r>
-            <w:r>
-              <w:rPr>
-                <w:sz w:val="20"/>
-              </w:rPr>
               <w:t>Three-wheeler split, 8704.6000</w:t>
             </w:r>
           </w:p>
         </w:tc>
       </w:tr>
     </w:tbl>
+    <w:p/>
     <w:p>
       <w:r>
-        <w:rPr>
-          <w:i/>
-        </w:rPr>
-        <w:t>Scope note: current basis is the 2026 tariff and its GACC implementing announcement; older 2018/2020 tables are no longer used as the primary basis. Destination duty and the exact ten-digit subheading are out of scope and must be checked per country/per tariff year.</w:t>
+        <w:t>*Scope note: current basis is the 2026 tariff and its GACC implementing announcement; older 2018/2020 tables are no longer used as the primary basis. Destination duty and the exact ten-digit subheading are out of scope and must be checked per country/per tariff year.*</w:t>
+      </w:r>
+    </w:p>
+    <w:p>
+      <w:r>
+        <w:t>| 进口汽车及零部件最惠国税率调整表(含8703各子目官方名称) | 中国政府网(国务院) | CN | https://www.gov.cn/zhengce/zhengceku/2018-12/31/5439526/files/62498c5520b84fc68a5960799fe12353.pdf | 2026-09-04 | VERIFIED | 870340等子目官方归类名称/混合动力/排量座位分目 |</w:t>
+      </w:r>
+    </w:p>
+    <w:p>
+      <w:r>
+        <w:t>| 海南零关税交通工具清单(8702客车电动/混动分目官方名称) | 国家税务总局(北京市税务局)PDF | CN | http://beijing.chinatax.gov.cn/bjswj/sszc/zxwj/202012/cf5c916d2def4bd69f2a229bf60a35a3/files/d159fcb1991d48b8a2be4d2c90a7a717.pdf | 2026-09-04 | VERIFIED | 870230/870240大中型/小型客车电动混动分目 |</w:t>
       </w:r>
     </w:p>
     <w:p>
       <w:pPr>
-        <w:pStyle w:val="Heading1"/>
+        <w:pStyle w:val="Heading2"/>
       </w:pPr>
       <w:r>
         <w:t>Editorial Review</w:t>
@@ -2200,8 +1946,8 @@
     <w:qFormat/>
     <w:rsid w:val="00FC693F"/>
     <w:rPr>
-      <w:rFonts w:ascii="Calibri" w:hAnsi="Calibri" w:eastAsia="Calibri"/>
-      <w:sz w:val="22"/>
+      <w:rFonts w:ascii="Calibri" w:hAnsi="Calibri"/>
+      <w:sz w:val="21"/>
     </w:rPr>
   </w:style>
   <w:style w:type="paragraph" w:styleId="Header">
@@ -2263,11 +2009,11 @@
       <w:outlineLvl w:val="0"/>
     </w:pPr>
     <w:rPr>
-      <w:rFonts w:asciiTheme="majorHAnsi" w:eastAsiaTheme="majorEastAsia" w:hAnsiTheme="majorHAnsi" w:cstheme="majorBidi" w:ascii="Calibri" w:hAnsi="Calibri"/>
+      <w:rFonts w:asciiTheme="majorHAnsi" w:eastAsiaTheme="majorEastAsia" w:hAnsiTheme="majorHAnsi" w:cstheme="majorBidi"/>
       <w:b/>
       <w:bCs/>
-      <w:color w:val="1F2A37"/>
-      <w:sz w:val="40"/>
+      <w:color w:val="365F91" w:themeColor="accent1" w:themeShade="BF"/>
+      <w:sz w:val="28"/>
       <w:szCs w:val="28"/>
     </w:rPr>
   </w:style>
@@ -2287,11 +2033,11 @@
       <w:outlineLvl w:val="1"/>
     </w:pPr>
     <w:rPr>
-      <w:rFonts w:asciiTheme="majorHAnsi" w:eastAsiaTheme="majorEastAsia" w:hAnsiTheme="majorHAnsi" w:cstheme="majorBidi" w:ascii="Calibri" w:hAnsi="Calibri"/>
+      <w:rFonts w:asciiTheme="majorHAnsi" w:eastAsiaTheme="majorEastAsia" w:hAnsiTheme="majorHAnsi" w:cstheme="majorBidi"/>
       <w:b/>
       <w:bCs/>
-      <w:color w:val="1F2A37"/>
-      <w:sz w:val="30"/>
+      <w:color w:val="4F81BD" w:themeColor="accent1"/>
+      <w:sz w:val="26"/>
       <w:szCs w:val="26"/>
     </w:rPr>
   </w:style>
@@ -2311,11 +2057,10 @@
       <w:outlineLvl w:val="2"/>
     </w:pPr>
     <w:rPr>
-      <w:rFonts w:asciiTheme="majorHAnsi" w:eastAsiaTheme="majorEastAsia" w:hAnsiTheme="majorHAnsi" w:cstheme="majorBidi" w:ascii="Calibri" w:hAnsi="Calibri"/>
+      <w:rFonts w:asciiTheme="majorHAnsi" w:eastAsiaTheme="majorEastAsia" w:hAnsiTheme="majorHAnsi" w:cstheme="majorBidi"/>
       <w:b/>
       <w:bCs/>
-      <w:color w:val="1F2A37"/>
-      <w:sz w:val="25"/>
+      <w:color w:val="4F81BD" w:themeColor="accent1"/>
     </w:rPr>
   </w:style>
   <w:style w:type="paragraph" w:styleId="Heading4">

--- a/deliveries/2026-09-04/AutoBridge_Daily_2026-09-04/02_Procurement_Guides/GUIDE_20260904_01_Vehicle_Export_HS_Code.docx
+++ b/deliveries/2026-09-04/AutoBridge_Daily_2026-09-04/02_Procurement_Guides/GUIDE_20260904_01_Vehicle_Export_HS_Code.docx
@@ -857,7 +857,7 @@
         <w:pStyle w:val="ListBullet"/>
       </w:pPr>
       <w:r>
-        <w:t>LICENSE: none secured — no third-party image may be published until rights are cleared</w:t>
+        <w:t>LICENSE_OR_USAGE_BASIS: none secured — no third-party image may be published until rights are cleared</w:t>
       </w:r>
     </w:p>
     <w:p>
@@ -1479,7 +1479,7 @@
         <w:t>Author</w:t>
       </w:r>
       <w:r>
-        <w:t>: AutoBridge Export Editorial Team · [Sourcing Team](/authors/) · method per our [Editorial Policy](/editorial-policy/)</w:t>
+        <w:t>: AutoBridge Export Editorial Team · method per our [Editorial Policy](/editorial-policy/)</w:t>
       </w:r>
     </w:p>
     <w:p>
@@ -1493,16 +1493,7 @@
         <w:t>Last reviewed</w:t>
       </w:r>
       <w:r>
-        <w:t xml:space="preserve">: 2026-09-04 · </w:t>
-      </w:r>
-      <w:r>
-        <w:rPr>
-          <w:b/>
-        </w:rPr>
-        <w:t>Fact sheet version</w:t>
-      </w:r>
-      <w:r>
-        <w:t>: v1.1-2026-09-04</w:t>
+        <w:t>: 2026-09-05</w:t>
       </w:r>
     </w:p>
     <w:p>
@@ -1544,7 +1535,7 @@
         <w:t>Transparency</w:t>
       </w:r>
       <w:r>
-        <w:t>: AI_ASSISTED=true · HUMAN_REVIEWED=false · evidence.first_hand=false · PUBLISH_APPROVED=false (independent review required)</w:t>
+        <w:t>: Prepared with AI assistance and editorially checked by the AutoBridge Export Editorial Team. It is source-based desk research, not first-hand testing; confirm time-sensitive and destination-specific requirements before transacting.</w:t>
       </w:r>
     </w:p>
     <w:p>
@@ -1555,10 +1546,10 @@
         <w:rPr>
           <w:b/>
         </w:rPr>
-        <w:t>Quality gates</w:t>
+        <w:t>Editorial standard</w:t>
       </w:r>
       <w:r>
-        <w:t>: EDITORIAL_QA_PASS=PASS · FACT_SOURCE_PASS=PASS · SEO_PASS=PASS · CODEX_REVIEW_PASS=PENDING · PUBLISH_APPROVED=FALSE until independent sign-off</w:t>
+        <w:t>: Researched and written from the sources listed above (desk research; no first-hand driving, teardown or import is claimed). Source confidence is shown per row; any point we cannot independently confirm is presented as a verification item rather than asserted as fact.</w:t>
       </w:r>
     </w:p>
     <w:p>
@@ -1946,7 +1937,6 @@
     <w:qFormat/>
     <w:rsid w:val="00FC693F"/>
     <w:rPr>
-      <w:rFonts w:ascii="Calibri" w:hAnsi="Calibri"/>
       <w:sz w:val="21"/>
     </w:rPr>
   </w:style>
